--- a/Créer projet Site Web.docx
+++ b/Créer projet Site Web.docx
@@ -16,32 +16,12 @@
       </w:r>
     </w:p>
     <w:p>
-      <w:proofErr w:type="spellStart"/>
-      <w:proofErr w:type="gramStart"/>
-      <w:r>
-        <w:t>npx</w:t>
-      </w:r>
-      <w:proofErr w:type="spellEnd"/>
-      <w:proofErr w:type="gramEnd"/>
-      <w:r>
-        <w:t xml:space="preserve"> </w:t>
-      </w:r>
-      <w:proofErr w:type="spellStart"/>
-      <w:r>
-        <w:t>create-next-app@latest</w:t>
-      </w:r>
-      <w:proofErr w:type="spellEnd"/>
-      <w:r>
-        <w:t xml:space="preserve"> </w:t>
-      </w:r>
-      <w:proofErr w:type="spellStart"/>
-      <w:r>
-        <w:t>le</w:t>
+      <w:r>
+        <w:t>npx create-next-app@latest le</w:t>
       </w:r>
       <w:r>
         <w:t>s_deux_blondes</w:t>
       </w:r>
-      <w:proofErr w:type="spellEnd"/>
     </w:p>
     <w:p/>
     <w:p>
@@ -58,52 +38,21 @@
       </w:r>
     </w:p>
     <w:p>
-      <w:proofErr w:type="spellStart"/>
-      <w:proofErr w:type="gramStart"/>
-      <w:r>
-        <w:t>npm</w:t>
-      </w:r>
-      <w:proofErr w:type="spellEnd"/>
-      <w:proofErr w:type="gramEnd"/>
-      <w:r>
-        <w:t xml:space="preserve"> </w:t>
-      </w:r>
-      <w:proofErr w:type="spellStart"/>
-      <w:r>
-        <w:t>install</w:t>
-      </w:r>
-      <w:proofErr w:type="spellEnd"/>
-      <w:r>
-        <w:t xml:space="preserve"> </w:t>
-      </w:r>
-      <w:proofErr w:type="spellStart"/>
-      <w:r>
-        <w:t>next-themes</w:t>
-      </w:r>
-      <w:proofErr w:type="spellEnd"/>
-    </w:p>
-    <w:p>
-      <w:proofErr w:type="spellStart"/>
-      <w:proofErr w:type="gramStart"/>
-      <w:r>
-        <w:t>npm</w:t>
-      </w:r>
-      <w:proofErr w:type="spellEnd"/>
-      <w:proofErr w:type="gramEnd"/>
-      <w:r>
-        <w:t xml:space="preserve"> </w:t>
-      </w:r>
-      <w:proofErr w:type="spellStart"/>
-      <w:r>
-        <w:t>install</w:t>
-      </w:r>
-      <w:proofErr w:type="spellEnd"/>
-      <w:r>
-        <w:t xml:space="preserve"> @headlessui/react</w:t>
+      <w:r>
+        <w:t>npm install next-themes</w:t>
+      </w:r>
+    </w:p>
+    <w:p>
+      <w:r>
+        <w:t>npm install @headlessui/react</w:t>
+      </w:r>
+    </w:p>
+    <w:p>
+      <w:r>
+        <w:t>npm install gsap</w:t>
       </w:r>
     </w:p>
     <w:p/>
-    <w:p/>
     <w:p>
       <w:pPr>
         <w:rPr>
@@ -118,42 +67,14 @@
       </w:r>
     </w:p>
     <w:p>
-      <w:proofErr w:type="spellStart"/>
-      <w:r>
-        <w:t>Remove</w:t>
-      </w:r>
-      <w:proofErr w:type="spellEnd"/>
-      <w:r>
-        <w:t>-Item -</w:t>
-      </w:r>
-      <w:proofErr w:type="spellStart"/>
-      <w:r>
-        <w:t>Recurse</w:t>
-      </w:r>
-      <w:proofErr w:type="spellEnd"/>
-      <w:r>
-        <w:t xml:space="preserve"> -</w:t>
-      </w:r>
-      <w:proofErr w:type="gramStart"/>
-      <w:r>
-        <w:t>Force .git</w:t>
-      </w:r>
-      <w:proofErr w:type="gramEnd"/>
-    </w:p>
-    <w:p>
-      <w:proofErr w:type="gramStart"/>
-      <w:r>
-        <w:t>cd</w:t>
-      </w:r>
-      <w:proofErr w:type="gramEnd"/>
-      <w:r>
-        <w:t xml:space="preserve"> </w:t>
-      </w:r>
-      <w:proofErr w:type="spellStart"/>
-      <w:r>
-        <w:t>les_deux_blondes</w:t>
-      </w:r>
-      <w:proofErr w:type="spellEnd"/>
+      <w:r>
+        <w:t>Remove-Item -Recurse -Force .git</w:t>
+      </w:r>
+    </w:p>
+    <w:p>
+      <w:r>
+        <w:t>cd les_deux_blondes</w:t>
+      </w:r>
     </w:p>
     <w:p>
       <w:pPr>
@@ -165,16 +86,8 @@
         <w:rPr>
           <w:lang w:val="en-US"/>
         </w:rPr>
-        <w:t xml:space="preserve">git </w:t>
-      </w:r>
-      <w:proofErr w:type="spellStart"/>
-      <w:r>
-        <w:rPr>
-          <w:lang w:val="en-US"/>
-        </w:rPr>
-        <w:t>init</w:t>
-      </w:r>
-      <w:proofErr w:type="spellEnd"/>
+        <w:t>git init</w:t>
+      </w:r>
     </w:p>
     <w:p>
       <w:pPr>
@@ -199,21 +112,7 @@
         <w:rPr>
           <w:lang w:val="en-US"/>
         </w:rPr>
-        <w:t xml:space="preserve">git </w:t>
-      </w:r>
-      <w:proofErr w:type="gramStart"/>
-      <w:r>
-        <w:rPr>
-          <w:lang w:val="en-US"/>
-        </w:rPr>
-        <w:t>add .</w:t>
-      </w:r>
-      <w:proofErr w:type="gramEnd"/>
-      <w:r>
-        <w:rPr>
-          <w:lang w:val="en-US"/>
-        </w:rPr>
-        <w:t xml:space="preserve"> </w:t>
+        <w:t xml:space="preserve">git add . </w:t>
       </w:r>
     </w:p>
     <w:p>

--- a/Créer projet Site Web.docx
+++ b/Créer projet Site Web.docx
@@ -16,77 +16,241 @@
       </w:r>
     </w:p>
     <w:p>
-      <w:r>
-        <w:t>npx create-next-app@latest le</w:t>
+      <w:proofErr w:type="spellStart"/>
+      <w:proofErr w:type="gramStart"/>
+      <w:r>
+        <w:t>npx</w:t>
+      </w:r>
+      <w:proofErr w:type="spellEnd"/>
+      <w:proofErr w:type="gramEnd"/>
+      <w:r>
+        <w:t xml:space="preserve"> </w:t>
+      </w:r>
+      <w:proofErr w:type="spellStart"/>
+      <w:r>
+        <w:t>create-next-app@latest</w:t>
+      </w:r>
+      <w:proofErr w:type="spellEnd"/>
+      <w:r>
+        <w:t xml:space="preserve"> </w:t>
+      </w:r>
+      <w:proofErr w:type="spellStart"/>
+      <w:r>
+        <w:t>le</w:t>
       </w:r>
       <w:r>
         <w:t>s_deux_blondes</w:t>
       </w:r>
+      <w:proofErr w:type="spellEnd"/>
     </w:p>
     <w:p/>
     <w:p>
       <w:pPr>
         <w:rPr>
           <w:u w:val="single"/>
+          <w:lang w:val="en-US"/>
         </w:rPr>
       </w:pPr>
       <w:r>
         <w:rPr>
           <w:u w:val="single"/>
-        </w:rPr>
-        <w:t>Installer les librairies</w:t>
-      </w:r>
-    </w:p>
-    <w:p>
-      <w:r>
-        <w:t>npm install next-themes</w:t>
-      </w:r>
-    </w:p>
-    <w:p>
-      <w:r>
-        <w:t>npm install @headlessui/react</w:t>
-      </w:r>
-    </w:p>
-    <w:p>
-      <w:r>
-        <w:t>npm install gsap</w:t>
-      </w:r>
-    </w:p>
-    <w:p/>
-    <w:p>
-      <w:pPr>
+          <w:lang w:val="en-US"/>
+        </w:rPr>
+        <w:t xml:space="preserve">Installer les </w:t>
+      </w:r>
+      <w:proofErr w:type="spellStart"/>
+      <w:r>
         <w:rPr>
           <w:u w:val="single"/>
-        </w:rPr>
-      </w:pPr>
-      <w:r>
+          <w:lang w:val="en-US"/>
+        </w:rPr>
+        <w:t>librairies</w:t>
+      </w:r>
+      <w:proofErr w:type="spellEnd"/>
+    </w:p>
+    <w:p>
+      <w:pPr>
+        <w:rPr>
+          <w:lang w:val="en-US"/>
+        </w:rPr>
+      </w:pPr>
+      <w:proofErr w:type="spellStart"/>
+      <w:r>
+        <w:rPr>
+          <w:lang w:val="en-US"/>
+        </w:rPr>
+        <w:t>npm</w:t>
+      </w:r>
+      <w:proofErr w:type="spellEnd"/>
+      <w:r>
+        <w:rPr>
+          <w:lang w:val="en-US"/>
+        </w:rPr>
+        <w:t xml:space="preserve"> install next-themes</w:t>
+      </w:r>
+    </w:p>
+    <w:p>
+      <w:pPr>
+        <w:rPr>
+          <w:lang w:val="en-US"/>
+        </w:rPr>
+      </w:pPr>
+      <w:proofErr w:type="spellStart"/>
+      <w:r>
+        <w:rPr>
+          <w:lang w:val="en-US"/>
+        </w:rPr>
+        <w:t>npm</w:t>
+      </w:r>
+      <w:proofErr w:type="spellEnd"/>
+      <w:r>
+        <w:rPr>
+          <w:lang w:val="en-US"/>
+        </w:rPr>
+        <w:t xml:space="preserve"> </w:t>
+      </w:r>
+      <w:proofErr w:type="gramStart"/>
+      <w:r>
+        <w:rPr>
+          <w:lang w:val="en-US"/>
+        </w:rPr>
+        <w:t>install @</w:t>
+      </w:r>
+      <w:proofErr w:type="gramEnd"/>
+      <w:r>
+        <w:rPr>
+          <w:lang w:val="en-US"/>
+        </w:rPr>
+        <w:t>headlessui/react</w:t>
+      </w:r>
+    </w:p>
+    <w:p>
+      <w:pPr>
+        <w:rPr>
+          <w:lang w:val="en-US"/>
+        </w:rPr>
+      </w:pPr>
+      <w:proofErr w:type="spellStart"/>
+      <w:proofErr w:type="gramStart"/>
+      <w:r>
+        <w:rPr>
+          <w:lang w:val="en-US"/>
+        </w:rPr>
+        <w:t>npm</w:t>
+      </w:r>
+      <w:proofErr w:type="spellEnd"/>
+      <w:proofErr w:type="gramEnd"/>
+      <w:r>
+        <w:rPr>
+          <w:lang w:val="en-US"/>
+        </w:rPr>
+        <w:t xml:space="preserve"> install </w:t>
+      </w:r>
+      <w:proofErr w:type="spellStart"/>
+      <w:r>
+        <w:rPr>
+          <w:lang w:val="en-US"/>
+        </w:rPr>
+        <w:t>gsap</w:t>
+      </w:r>
+      <w:proofErr w:type="spellEnd"/>
+    </w:p>
+    <w:p>
+      <w:pPr>
+        <w:rPr>
+          <w:lang w:val="en-US"/>
+        </w:rPr>
+      </w:pPr>
+      <w:proofErr w:type="spellStart"/>
+      <w:proofErr w:type="gramStart"/>
+      <w:r>
+        <w:t>npm</w:t>
+      </w:r>
+      <w:proofErr w:type="spellEnd"/>
+      <w:proofErr w:type="gramEnd"/>
+      <w:r>
+        <w:t xml:space="preserve"> </w:t>
+      </w:r>
+      <w:proofErr w:type="spellStart"/>
+      <w:r>
+        <w:t>install</w:t>
+      </w:r>
+      <w:proofErr w:type="spellEnd"/>
+      <w:r>
+        <w:t xml:space="preserve"> </w:t>
+      </w:r>
+      <w:proofErr w:type="spellStart"/>
+      <w:r>
+        <w:t>react-icons</w:t>
+      </w:r>
+      <w:proofErr w:type="spellEnd"/>
+    </w:p>
+    <w:p>
+      <w:pPr>
+        <w:rPr>
+          <w:lang w:val="en-US"/>
+        </w:rPr>
+      </w:pPr>
+    </w:p>
+    <w:p>
+      <w:pPr>
         <w:rPr>
           <w:u w:val="single"/>
+          <w:lang w:val="en-US"/>
+        </w:rPr>
+      </w:pPr>
+      <w:r>
+        <w:rPr>
+          <w:u w:val="single"/>
+          <w:lang w:val="en-US"/>
         </w:rPr>
         <w:t>Initial commit</w:t>
       </w:r>
     </w:p>
     <w:p>
-      <w:r>
-        <w:t>Remove-Item -Recurse -Force .git</w:t>
-      </w:r>
-    </w:p>
-    <w:p>
-      <w:r>
-        <w:t>cd les_deux_blondes</w:t>
-      </w:r>
-    </w:p>
-    <w:p>
-      <w:pPr>
-        <w:rPr>
-          <w:lang w:val="en-US"/>
-        </w:rPr>
-      </w:pPr>
-      <w:r>
-        <w:rPr>
-          <w:lang w:val="en-US"/>
-        </w:rPr>
-        <w:t>git init</w:t>
+      <w:pPr>
+        <w:rPr>
+          <w:lang w:val="en-US"/>
+        </w:rPr>
+      </w:pPr>
+      <w:r>
+        <w:rPr>
+          <w:lang w:val="en-US"/>
+        </w:rPr>
+        <w:t>Remove-Item -Recurse -</w:t>
+      </w:r>
+      <w:proofErr w:type="gramStart"/>
+      <w:r>
+        <w:rPr>
+          <w:lang w:val="en-US"/>
+        </w:rPr>
+        <w:t>Force .git</w:t>
+      </w:r>
+      <w:proofErr w:type="gramEnd"/>
+    </w:p>
+    <w:p>
+      <w:proofErr w:type="gramStart"/>
+      <w:r>
+        <w:t>cd</w:t>
+      </w:r>
+      <w:proofErr w:type="gramEnd"/>
+      <w:r>
+        <w:t xml:space="preserve"> </w:t>
+      </w:r>
+      <w:proofErr w:type="spellStart"/>
+      <w:r>
+        <w:t>les_deux_blondes</w:t>
+      </w:r>
+      <w:proofErr w:type="spellEnd"/>
+    </w:p>
+    <w:p>
+      <w:proofErr w:type="gramStart"/>
+      <w:r>
+        <w:t>git</w:t>
+      </w:r>
+      <w:proofErr w:type="gramEnd"/>
+      <w:r>
+        <w:t xml:space="preserve"> init</w:t>
       </w:r>
     </w:p>
     <w:p>
@@ -112,7 +276,21 @@
         <w:rPr>
           <w:lang w:val="en-US"/>
         </w:rPr>
-        <w:t xml:space="preserve">git add . </w:t>
+        <w:t xml:space="preserve">git </w:t>
+      </w:r>
+      <w:proofErr w:type="gramStart"/>
+      <w:r>
+        <w:rPr>
+          <w:lang w:val="en-US"/>
+        </w:rPr>
+        <w:t>add .</w:t>
+      </w:r>
+      <w:proofErr w:type="gramEnd"/>
+      <w:r>
+        <w:rPr>
+          <w:lang w:val="en-US"/>
+        </w:rPr>
+        <w:t xml:space="preserve"> </w:t>
       </w:r>
     </w:p>
     <w:p>

--- a/Créer projet Site Web.docx
+++ b/Créer projet Site Web.docx
@@ -16,32 +16,12 @@
       </w:r>
     </w:p>
     <w:p>
-      <w:proofErr w:type="spellStart"/>
-      <w:proofErr w:type="gramStart"/>
-      <w:r>
-        <w:t>npx</w:t>
-      </w:r>
-      <w:proofErr w:type="spellEnd"/>
-      <w:proofErr w:type="gramEnd"/>
-      <w:r>
-        <w:t xml:space="preserve"> </w:t>
-      </w:r>
-      <w:proofErr w:type="spellStart"/>
-      <w:r>
-        <w:t>create-next-app@latest</w:t>
-      </w:r>
-      <w:proofErr w:type="spellEnd"/>
-      <w:r>
-        <w:t xml:space="preserve"> </w:t>
-      </w:r>
-      <w:proofErr w:type="spellStart"/>
-      <w:r>
-        <w:t>le</w:t>
+      <w:r>
+        <w:t>npx create-next-app@latest le</w:t>
       </w:r>
       <w:r>
         <w:t>s_deux_blondes</w:t>
       </w:r>
-      <w:proofErr w:type="spellEnd"/>
     </w:p>
     <w:p/>
     <w:p>
@@ -56,306 +36,195 @@
           <w:u w:val="single"/>
           <w:lang w:val="en-US"/>
         </w:rPr>
-        <w:t xml:space="preserve">Installer les </w:t>
-      </w:r>
-      <w:proofErr w:type="spellStart"/>
-      <w:r>
+        <w:t>Installer les librairies</w:t>
+      </w:r>
+    </w:p>
+    <w:p>
+      <w:pPr>
+        <w:rPr>
+          <w:lang w:val="en-US"/>
+        </w:rPr>
+      </w:pPr>
+      <w:r>
+        <w:rPr>
+          <w:lang w:val="en-US"/>
+        </w:rPr>
+        <w:t>npm install next-themes</w:t>
+      </w:r>
+    </w:p>
+    <w:p>
+      <w:pPr>
+        <w:rPr>
+          <w:lang w:val="en-US"/>
+        </w:rPr>
+      </w:pPr>
+      <w:r>
+        <w:rPr>
+          <w:lang w:val="en-US"/>
+        </w:rPr>
+        <w:t>npm install @headlessui/react</w:t>
+      </w:r>
+    </w:p>
+    <w:p>
+      <w:pPr>
+        <w:rPr>
+          <w:lang w:val="en-US"/>
+        </w:rPr>
+      </w:pPr>
+      <w:r>
+        <w:rPr>
+          <w:lang w:val="en-US"/>
+        </w:rPr>
+        <w:t>npm install gsap</w:t>
+      </w:r>
+    </w:p>
+    <w:p>
+      <w:pPr>
+        <w:rPr>
+          <w:lang w:val="en-US"/>
+        </w:rPr>
+      </w:pPr>
+      <w:r>
+        <w:rPr>
+          <w:lang w:val="en-US"/>
+        </w:rPr>
+        <w:t>npm install react-icons</w:t>
+      </w:r>
+    </w:p>
+    <w:p>
+      <w:pPr>
+        <w:rPr>
+          <w:lang w:val="en-US"/>
+        </w:rPr>
+      </w:pPr>
+    </w:p>
+    <w:p>
+      <w:pPr>
         <w:rPr>
           <w:u w:val="single"/>
           <w:lang w:val="en-US"/>
         </w:rPr>
-        <w:t>librairies</w:t>
-      </w:r>
-      <w:proofErr w:type="spellEnd"/>
-    </w:p>
-    <w:p>
-      <w:pPr>
-        <w:rPr>
-          <w:lang w:val="en-US"/>
-        </w:rPr>
-      </w:pPr>
-      <w:proofErr w:type="spellStart"/>
-      <w:r>
-        <w:rPr>
-          <w:lang w:val="en-US"/>
-        </w:rPr>
-        <w:t>npm</w:t>
-      </w:r>
-      <w:proofErr w:type="spellEnd"/>
-      <w:r>
-        <w:rPr>
-          <w:lang w:val="en-US"/>
-        </w:rPr>
-        <w:t xml:space="preserve"> install next-themes</w:t>
-      </w:r>
-    </w:p>
-    <w:p>
-      <w:pPr>
-        <w:rPr>
-          <w:lang w:val="en-US"/>
-        </w:rPr>
-      </w:pPr>
-      <w:proofErr w:type="spellStart"/>
-      <w:r>
-        <w:rPr>
-          <w:lang w:val="en-US"/>
-        </w:rPr>
-        <w:t>npm</w:t>
-      </w:r>
-      <w:proofErr w:type="spellEnd"/>
-      <w:r>
-        <w:rPr>
-          <w:lang w:val="en-US"/>
-        </w:rPr>
-        <w:t xml:space="preserve"> </w:t>
-      </w:r>
-      <w:proofErr w:type="gramStart"/>
-      <w:r>
-        <w:rPr>
-          <w:lang w:val="en-US"/>
-        </w:rPr>
-        <w:t>install @</w:t>
-      </w:r>
-      <w:proofErr w:type="gramEnd"/>
-      <w:r>
-        <w:rPr>
-          <w:lang w:val="en-US"/>
-        </w:rPr>
-        <w:t>headlessui/react</w:t>
-      </w:r>
-    </w:p>
-    <w:p>
-      <w:pPr>
-        <w:rPr>
-          <w:lang w:val="en-US"/>
-        </w:rPr>
-      </w:pPr>
-      <w:proofErr w:type="spellStart"/>
-      <w:proofErr w:type="gramStart"/>
-      <w:r>
-        <w:rPr>
-          <w:lang w:val="en-US"/>
-        </w:rPr>
-        <w:t>npm</w:t>
-      </w:r>
-      <w:proofErr w:type="spellEnd"/>
-      <w:proofErr w:type="gramEnd"/>
-      <w:r>
-        <w:rPr>
-          <w:lang w:val="en-US"/>
-        </w:rPr>
-        <w:t xml:space="preserve"> install </w:t>
-      </w:r>
-      <w:proofErr w:type="spellStart"/>
-      <w:r>
-        <w:rPr>
-          <w:lang w:val="en-US"/>
-        </w:rPr>
-        <w:t>gsap</w:t>
-      </w:r>
-      <w:proofErr w:type="spellEnd"/>
-    </w:p>
-    <w:p>
-      <w:pPr>
-        <w:rPr>
-          <w:lang w:val="en-US"/>
-        </w:rPr>
-      </w:pPr>
-      <w:proofErr w:type="spellStart"/>
-      <w:proofErr w:type="gramStart"/>
-      <w:r>
-        <w:t>npm</w:t>
-      </w:r>
-      <w:proofErr w:type="spellEnd"/>
-      <w:proofErr w:type="gramEnd"/>
-      <w:r>
-        <w:t xml:space="preserve"> </w:t>
-      </w:r>
-      <w:proofErr w:type="spellStart"/>
-      <w:r>
-        <w:t>install</w:t>
-      </w:r>
-      <w:proofErr w:type="spellEnd"/>
-      <w:r>
-        <w:t xml:space="preserve"> </w:t>
-      </w:r>
-      <w:proofErr w:type="spellStart"/>
-      <w:r>
-        <w:t>react-icons</w:t>
-      </w:r>
-      <w:proofErr w:type="spellEnd"/>
-    </w:p>
-    <w:p>
-      <w:pPr>
-        <w:rPr>
-          <w:lang w:val="en-US"/>
-        </w:rPr>
-      </w:pPr>
-    </w:p>
-    <w:p>
-      <w:pPr>
+      </w:pPr>
+      <w:r>
         <w:rPr>
           <w:u w:val="single"/>
           <w:lang w:val="en-US"/>
         </w:rPr>
-      </w:pPr>
-      <w:r>
+        <w:t>Initial commit</w:t>
+      </w:r>
+    </w:p>
+    <w:p>
+      <w:r>
+        <w:t>Remove-Item -Recurse -Force .git</w:t>
+      </w:r>
+    </w:p>
+    <w:p>
+      <w:r>
+        <w:t>cd les_deux_blondes</w:t>
+      </w:r>
+    </w:p>
+    <w:p>
+      <w:pPr>
+        <w:rPr>
+          <w:lang w:val="en-US"/>
+        </w:rPr>
+      </w:pPr>
+      <w:r>
+        <w:rPr>
+          <w:lang w:val="en-US"/>
+        </w:rPr>
+        <w:t>git init</w:t>
+      </w:r>
+    </w:p>
+    <w:p>
+      <w:pPr>
+        <w:rPr>
+          <w:lang w:val="en-US"/>
+        </w:rPr>
+      </w:pPr>
+      <w:r>
+        <w:rPr>
+          <w:lang w:val="en-US"/>
+        </w:rPr>
+        <w:t xml:space="preserve">git add -A </w:t>
+      </w:r>
+    </w:p>
+    <w:p>
+      <w:pPr>
+        <w:rPr>
+          <w:lang w:val="en-US"/>
+        </w:rPr>
+      </w:pPr>
+      <w:r>
+        <w:rPr>
+          <w:lang w:val="en-US"/>
+        </w:rPr>
+        <w:t xml:space="preserve">git add . </w:t>
+      </w:r>
+    </w:p>
+    <w:p>
+      <w:pPr>
+        <w:rPr>
+          <w:lang w:val="en-US"/>
+        </w:rPr>
+      </w:pPr>
+      <w:r>
+        <w:rPr>
+          <w:lang w:val="en-US"/>
+        </w:rPr>
+        <w:t>git commit -m "initial commit"</w:t>
+      </w:r>
+    </w:p>
+    <w:p>
+      <w:pPr>
+        <w:rPr>
+          <w:lang w:val="en-US"/>
+        </w:rPr>
+      </w:pPr>
+    </w:p>
+    <w:p>
+      <w:pPr>
         <w:rPr>
           <w:u w:val="single"/>
-          <w:lang w:val="en-US"/>
-        </w:rPr>
-        <w:t>Initial commit</w:t>
-      </w:r>
-    </w:p>
-    <w:p>
-      <w:pPr>
-        <w:rPr>
-          <w:lang w:val="en-US"/>
-        </w:rPr>
-      </w:pPr>
-      <w:r>
-        <w:rPr>
-          <w:lang w:val="en-US"/>
-        </w:rPr>
-        <w:t>Remove-Item -Recurse -</w:t>
-      </w:r>
-      <w:proofErr w:type="gramStart"/>
-      <w:r>
-        <w:rPr>
-          <w:lang w:val="en-US"/>
-        </w:rPr>
-        <w:t>Force .git</w:t>
-      </w:r>
-      <w:proofErr w:type="gramEnd"/>
-    </w:p>
-    <w:p>
-      <w:proofErr w:type="gramStart"/>
-      <w:r>
-        <w:t>cd</w:t>
-      </w:r>
-      <w:proofErr w:type="gramEnd"/>
-      <w:r>
-        <w:t xml:space="preserve"> </w:t>
-      </w:r>
-      <w:proofErr w:type="spellStart"/>
-      <w:r>
+        </w:rPr>
+      </w:pPr>
+      <w:r>
+        <w:rPr>
+          <w:u w:val="single"/>
+        </w:rPr>
+        <w:t>Configurer le dépôt dans git hub</w:t>
+      </w:r>
+    </w:p>
+    <w:p>
+      <w:pPr>
+        <w:rPr>
+          <w:lang w:val="en-US"/>
+        </w:rPr>
+      </w:pPr>
+      <w:r>
+        <w:rPr>
+          <w:lang w:val="en-US"/>
+        </w:rPr>
+        <w:t>git remote add origin https://github.com/</w:t>
+      </w:r>
+      <w:r>
+        <w:rPr>
+          <w:lang w:val="en-US"/>
+        </w:rPr>
+        <w:t>EloPapa</w:t>
+      </w:r>
+      <w:r>
+        <w:rPr>
+          <w:lang w:val="en-US"/>
+        </w:rPr>
+        <w:t>/</w:t>
+      </w:r>
+      <w:r>
+        <w:rPr>
+          <w:lang w:val="en-US"/>
+        </w:rPr>
         <w:t>les_deux_blondes</w:t>
       </w:r>
-      <w:proofErr w:type="spellEnd"/>
-    </w:p>
-    <w:p>
-      <w:proofErr w:type="gramStart"/>
-      <w:r>
-        <w:t>git</w:t>
-      </w:r>
-      <w:proofErr w:type="gramEnd"/>
-      <w:r>
-        <w:t xml:space="preserve"> init</w:t>
-      </w:r>
-    </w:p>
-    <w:p>
-      <w:pPr>
-        <w:rPr>
-          <w:lang w:val="en-US"/>
-        </w:rPr>
-      </w:pPr>
-      <w:r>
-        <w:rPr>
-          <w:lang w:val="en-US"/>
-        </w:rPr>
-        <w:t xml:space="preserve">git add -A </w:t>
-      </w:r>
-    </w:p>
-    <w:p>
-      <w:pPr>
-        <w:rPr>
-          <w:lang w:val="en-US"/>
-        </w:rPr>
-      </w:pPr>
-      <w:r>
-        <w:rPr>
-          <w:lang w:val="en-US"/>
-        </w:rPr>
-        <w:t xml:space="preserve">git </w:t>
-      </w:r>
-      <w:proofErr w:type="gramStart"/>
-      <w:r>
-        <w:rPr>
-          <w:lang w:val="en-US"/>
-        </w:rPr>
-        <w:t>add .</w:t>
-      </w:r>
-      <w:proofErr w:type="gramEnd"/>
-      <w:r>
-        <w:rPr>
-          <w:lang w:val="en-US"/>
-        </w:rPr>
-        <w:t xml:space="preserve"> </w:t>
-      </w:r>
-    </w:p>
-    <w:p>
-      <w:pPr>
-        <w:rPr>
-          <w:lang w:val="en-US"/>
-        </w:rPr>
-      </w:pPr>
-      <w:r>
-        <w:rPr>
-          <w:lang w:val="en-US"/>
-        </w:rPr>
-        <w:t>git commit -m "initial commit"</w:t>
-      </w:r>
-    </w:p>
-    <w:p>
-      <w:pPr>
-        <w:rPr>
-          <w:lang w:val="en-US"/>
-        </w:rPr>
-      </w:pPr>
-    </w:p>
-    <w:p>
-      <w:pPr>
-        <w:rPr>
-          <w:u w:val="single"/>
-        </w:rPr>
-      </w:pPr>
-      <w:r>
-        <w:rPr>
-          <w:u w:val="single"/>
-        </w:rPr>
-        <w:t>Configurer le dépôt dans git hub</w:t>
-      </w:r>
-    </w:p>
-    <w:p>
-      <w:pPr>
-        <w:rPr>
-          <w:lang w:val="en-US"/>
-        </w:rPr>
-      </w:pPr>
-      <w:r>
-        <w:rPr>
-          <w:lang w:val="en-US"/>
-        </w:rPr>
-        <w:t>git remote add origin https://github.com/</w:t>
-      </w:r>
-      <w:r>
-        <w:rPr>
-          <w:lang w:val="en-US"/>
-        </w:rPr>
-        <w:t>EloPapa</w:t>
-      </w:r>
-      <w:r>
-        <w:rPr>
-          <w:lang w:val="en-US"/>
-        </w:rPr>
-        <w:t>/</w:t>
-      </w:r>
-      <w:r>
-        <w:rPr>
-          <w:lang w:val="en-US"/>
-        </w:rPr>
-        <w:t>les_deux_blondes</w:t>
-      </w:r>
       <w:r>
         <w:rPr>
           <w:lang w:val="en-US"/>
@@ -381,6 +250,148 @@
         </w:rPr>
         <w:t>in</w:t>
       </w:r>
+    </w:p>
+    <w:p>
+      <w:pPr>
+        <w:rPr>
+          <w:lang w:val="en-US"/>
+        </w:rPr>
+      </w:pPr>
+      <w:r>
+        <w:rPr>
+          <w:lang w:val="en-US"/>
+        </w:rPr>
+        <w:br w:type="page"/>
+      </w:r>
+    </w:p>
+    <w:p>
+      <w:pPr>
+        <w:rPr>
+          <w:lang w:val="en-US"/>
+        </w:rPr>
+      </w:pPr>
+      <w:r>
+        <w:rPr>
+          <w:lang w:val="en-US"/>
+        </w:rPr>
+        <w:lastRenderedPageBreak/>
+        <w:drawing>
+          <wp:inline distT="0" distB="0" distL="0" distR="0" wp14:anchorId="6C8FB9FF" wp14:editId="60DF6877">
+            <wp:extent cx="4858428" cy="6468378"/>
+            <wp:effectExtent l="0" t="0" r="0" b="8890"/>
+            <wp:docPr id="1996125994" name="Image 1"/>
+            <wp:cNvGraphicFramePr>
+              <a:graphicFrameLocks xmlns:a="http://schemas.openxmlformats.org/drawingml/2006/main" noChangeAspect="1"/>
+            </wp:cNvGraphicFramePr>
+            <a:graphic xmlns:a="http://schemas.openxmlformats.org/drawingml/2006/main">
+              <a:graphicData uri="http://schemas.openxmlformats.org/drawingml/2006/picture">
+                <pic:pic xmlns:pic="http://schemas.openxmlformats.org/drawingml/2006/picture">
+                  <pic:nvPicPr>
+                    <pic:cNvPr id="1996125994" name=""/>
+                    <pic:cNvPicPr/>
+                  </pic:nvPicPr>
+                  <pic:blipFill>
+                    <a:blip r:embed="rId4"/>
+                    <a:stretch>
+                      <a:fillRect/>
+                    </a:stretch>
+                  </pic:blipFill>
+                  <pic:spPr>
+                    <a:xfrm>
+                      <a:off x="0" y="0"/>
+                      <a:ext cx="4858428" cy="6468378"/>
+                    </a:xfrm>
+                    <a:prstGeom prst="rect">
+                      <a:avLst/>
+                    </a:prstGeom>
+                  </pic:spPr>
+                </pic:pic>
+              </a:graphicData>
+            </a:graphic>
+          </wp:inline>
+        </w:drawing>
+      </w:r>
+    </w:p>
+    <w:p>
+      <w:pPr>
+        <w:rPr>
+          <w:lang w:val="en-US"/>
+        </w:rPr>
+      </w:pPr>
+      <w:r>
+        <w:rPr>
+          <w:lang w:val="en-US"/>
+        </w:rPr>
+        <w:lastRenderedPageBreak/>
+        <w:drawing>
+          <wp:inline distT="0" distB="0" distL="0" distR="0" wp14:anchorId="1B6DECCE" wp14:editId="632265B0">
+            <wp:extent cx="4867954" cy="4715533"/>
+            <wp:effectExtent l="0" t="0" r="8890" b="8890"/>
+            <wp:docPr id="12305021" name="Image 1"/>
+            <wp:cNvGraphicFramePr>
+              <a:graphicFrameLocks xmlns:a="http://schemas.openxmlformats.org/drawingml/2006/main" noChangeAspect="1"/>
+            </wp:cNvGraphicFramePr>
+            <a:graphic xmlns:a="http://schemas.openxmlformats.org/drawingml/2006/main">
+              <a:graphicData uri="http://schemas.openxmlformats.org/drawingml/2006/picture">
+                <pic:pic xmlns:pic="http://schemas.openxmlformats.org/drawingml/2006/picture">
+                  <pic:nvPicPr>
+                    <pic:cNvPr id="12305021" name=""/>
+                    <pic:cNvPicPr/>
+                  </pic:nvPicPr>
+                  <pic:blipFill>
+                    <a:blip r:embed="rId5"/>
+                    <a:stretch>
+                      <a:fillRect/>
+                    </a:stretch>
+                  </pic:blipFill>
+                  <pic:spPr>
+                    <a:xfrm>
+                      <a:off x="0" y="0"/>
+                      <a:ext cx="4867954" cy="4715533"/>
+                    </a:xfrm>
+                    <a:prstGeom prst="rect">
+                      <a:avLst/>
+                    </a:prstGeom>
+                  </pic:spPr>
+                </pic:pic>
+              </a:graphicData>
+            </a:graphic>
+          </wp:inline>
+        </w:drawing>
+      </w:r>
+    </w:p>
+    <w:p>
+      <w:pPr>
+        <w:rPr>
+          <w:lang w:val="en-US"/>
+        </w:rPr>
+      </w:pPr>
+      <w:r>
+        <w:rPr>
+          <w:lang w:val="en-US"/>
+        </w:rPr>
+        <w:t>re_RNFsiZb2_DP5oAyycyxxfMXbZ39VERQCt</w:t>
+      </w:r>
+    </w:p>
+    <w:p>
+      <w:pPr>
+        <w:rPr>
+          <w:lang w:val="en-US"/>
+        </w:rPr>
+      </w:pPr>
+      <w:r>
+        <w:rPr>
+          <w:lang w:val="en-US"/>
+        </w:rPr>
+        <w:br w:type="page"/>
+      </w:r>
+    </w:p>
+    <w:p>
+      <w:pPr>
+        <w:rPr>
+          <w:lang w:val="en-US"/>
+        </w:rPr>
+      </w:pPr>
     </w:p>
     <w:p>
       <w:pPr>
@@ -1001,6 +1012,7 @@
   <w:style w:type="character" w:default="1" w:styleId="Policepardfaut">
     <w:name w:val="Default Paragraph Font"/>
     <w:uiPriority w:val="1"/>
+    <w:semiHidden/>
     <w:unhideWhenUsed/>
   </w:style>
   <w:style w:type="table" w:default="1" w:styleId="TableauNormal">

--- a/Créer projet Site Web.docx
+++ b/Créer projet Site Web.docx
@@ -97,6 +97,19 @@
           <w:lang w:val="en-US"/>
         </w:rPr>
       </w:pPr>
+      <w:r>
+        <w:rPr>
+          <w:lang w:val="en-US"/>
+        </w:rPr>
+        <w:t>npm install resend</w:t>
+      </w:r>
+    </w:p>
+    <w:p>
+      <w:pPr>
+        <w:rPr>
+          <w:lang w:val="en-US"/>
+        </w:rPr>
+      </w:pPr>
     </w:p>
     <w:p>
       <w:pPr>
@@ -272,6 +285,7 @@
       </w:pPr>
       <w:r>
         <w:rPr>
+          <w:noProof/>
           <w:lang w:val="en-US"/>
         </w:rPr>
         <w:lastRenderedPageBreak/>
@@ -320,6 +334,7 @@
       </w:pPr>
       <w:r>
         <w:rPr>
+          <w:noProof/>
           <w:lang w:val="en-US"/>
         </w:rPr>
         <w:lastRenderedPageBreak/>
